--- a/vvdn/protocols/i2c/i2c-frame-and-protocol-analysis.docx
+++ b/vvdn/protocols/i2c/i2c-frame-and-protocol-analysis.docx
@@ -330,24 +330,7 @@
           <w:color w:val="4682B4"/>
           <w:sz w:val="24"/>
         </w:rPr>
-        <w:t>1.2 START Condition (</w:t>
-      </w:r>
-      <w:r>
-        <w:rPr>
-          <w:b/>
-          <w:i/>
-          <w:color w:val="145AA0"/>
-          <w:sz w:val="24"/>
-        </w:rPr>
-        <w:t>S</w:t>
-      </w:r>
-      <w:r>
-        <w:rPr>
-          <w:b/>
-          <w:color w:val="4682B4"/>
-          <w:sz w:val="24"/>
-        </w:rPr>
-        <w:t>)</w:t>
+        <w:t>1.2 START Condition (S)</w:t>
       </w:r>
     </w:p>
     <w:p>
@@ -548,24 +531,7 @@
           <w:color w:val="4682B4"/>
           <w:sz w:val="24"/>
         </w:rPr>
-        <w:t>1.3 STOP Condition (</w:t>
-      </w:r>
-      <w:r>
-        <w:rPr>
-          <w:b/>
-          <w:i/>
-          <w:color w:val="145AA0"/>
-          <w:sz w:val="24"/>
-        </w:rPr>
-        <w:t>P</w:t>
-      </w:r>
-      <w:r>
-        <w:rPr>
-          <w:b/>
-          <w:color w:val="4682B4"/>
-          <w:sz w:val="24"/>
-        </w:rPr>
-        <w:t>)</w:t>
+        <w:t>1.3 STOP Condition (P)</w:t>
       </w:r>
     </w:p>
     <w:p>
@@ -687,22 +653,7 @@
           <w:color w:val="282C34"/>
           <w:sz w:val="21"/>
         </w:rPr>
-        <w:t xml:space="preserve"> after the bus free time (</w:t>
-      </w:r>
-      <w:r>
-        <w:rPr>
-          <w:i/>
-          <w:color w:val="145AA0"/>
-          <w:sz w:val="21"/>
-        </w:rPr>
-        <w:t>t_{BUF</w:t>
-      </w:r>
-      <w:r>
-        <w:rPr>
-          <w:color w:val="282C34"/>
-          <w:sz w:val="21"/>
-        </w:rPr>
-        <w:t>) following a STOP condition.</w:t>
+        <w:t xml:space="preserve"> after the bus free time (t_BUF) following a STOP condition.</w:t>
       </w:r>
     </w:p>
     <w:tbl>
@@ -781,24 +732,7 @@
           <w:color w:val="4682B4"/>
           <w:sz w:val="24"/>
         </w:rPr>
-        <w:t>1.4 REPEATED START Condition (</w:t>
-      </w:r>
-      <w:r>
-        <w:rPr>
-          <w:b/>
-          <w:i/>
-          <w:color w:val="145AA0"/>
-          <w:sz w:val="24"/>
-        </w:rPr>
-        <w:t>S_r</w:t>
-      </w:r>
-      <w:r>
-        <w:rPr>
-          <w:b/>
-          <w:color w:val="4682B4"/>
-          <w:sz w:val="24"/>
-        </w:rPr>
-        <w:t>)</w:t>
+        <w:t>1.4 REPEATED START Condition (S_r)</w:t>
       </w:r>
     </w:p>
     <w:p>
@@ -833,7 +767,7 @@
           <w:color w:val="282C34"/>
           <w:sz w:val="21"/>
         </w:rPr>
-        <w:t>$S_r$</w:t>
+        <w:t>S_r</w:t>
       </w:r>
       <w:r>
         <w:rPr>
@@ -1250,7 +1184,7 @@
           <w:color w:val="282C34"/>
           <w:sz w:val="21"/>
         </w:rPr>
-        <w:t>LOW ($0\,\text{V}$)</w:t>
+        <w:t>LOW (0 V)</w:t>
       </w:r>
       <w:r>
         <w:rPr>
@@ -1350,7 +1284,7 @@
           <w:color w:val="282C34"/>
           <w:sz w:val="21"/>
         </w:rPr>
-        <w:t>HIGH ($V_{DD}$)</w:t>
+        <w:t>HIGH (V_DD)</w:t>
       </w:r>
       <w:r>
         <w:rPr>
@@ -1659,22 +1593,7 @@
                 <w:color w:val="282C34"/>
                 <w:sz w:val="18"/>
               </w:rPr>
-              <w:t>Issue STOP (</w:t>
-            </w:r>
-            <w:r>
-              <w:rPr>
-                <w:i/>
-                <w:color w:val="145AA0"/>
-                <w:sz w:val="18"/>
-              </w:rPr>
-              <w:t>P</w:t>
-            </w:r>
-            <w:r>
-              <w:rPr>
-                <w:color w:val="282C34"/>
-                <w:sz w:val="18"/>
-              </w:rPr>
-              <w:t xml:space="preserve">) and report </w:t>
+              <w:t xml:space="preserve">Issue STOP (P) and report </w:t>
             </w:r>
             <w:r>
               <w:rPr>
@@ -1817,37 +1736,7 @@
                 <w:color w:val="282C34"/>
                 <w:sz w:val="18"/>
               </w:rPr>
-              <w:t>Issue STOP (</w:t>
-            </w:r>
-            <w:r>
-              <w:rPr>
-                <w:i/>
-                <w:color w:val="145AA0"/>
-                <w:sz w:val="18"/>
-              </w:rPr>
-              <w:t>P</w:t>
-            </w:r>
-            <w:r>
-              <w:rPr>
-                <w:color w:val="282C34"/>
-                <w:sz w:val="18"/>
-              </w:rPr>
-              <w:t>) or Repeated START (</w:t>
-            </w:r>
-            <w:r>
-              <w:rPr>
-                <w:i/>
-                <w:color w:val="145AA0"/>
-                <w:sz w:val="18"/>
-              </w:rPr>
-              <w:t>S_r</w:t>
-            </w:r>
-            <w:r>
-              <w:rPr>
-                <w:color w:val="282C34"/>
-                <w:sz w:val="18"/>
-              </w:rPr>
-              <w:t>) and retry after a short delay (ACK polling).</w:t>
+              <w:t>Issue STOP (P) or Repeated START (S_r) and retry after a short delay (ACK polling).</w:t>
             </w:r>
           </w:p>
         </w:tc>
@@ -1970,22 +1859,7 @@
                 <w:color w:val="282C34"/>
                 <w:sz w:val="18"/>
               </w:rPr>
-              <w:t>Issue STOP (</w:t>
-            </w:r>
-            <w:r>
-              <w:rPr>
-                <w:i/>
-                <w:color w:val="145AA0"/>
-                <w:sz w:val="18"/>
-              </w:rPr>
-              <w:t>P</w:t>
-            </w:r>
-            <w:r>
-              <w:rPr>
-                <w:color w:val="282C34"/>
-                <w:sz w:val="18"/>
-              </w:rPr>
-              <w:t>) and re-transmit remaining bytes after target drains buffer.</w:t>
+              <w:t>Issue STOP (P) and re-transmit remaining bytes after target drains buffer.</w:t>
             </w:r>
           </w:p>
         </w:tc>
@@ -2113,22 +1987,7 @@
                 <w:color w:val="282C34"/>
                 <w:sz w:val="18"/>
               </w:rPr>
-              <w:t>Issue STOP (</w:t>
-            </w:r>
-            <w:r>
-              <w:rPr>
-                <w:i/>
-                <w:color w:val="145AA0"/>
-                <w:sz w:val="18"/>
-              </w:rPr>
-              <w:t>P</w:t>
-            </w:r>
-            <w:r>
-              <w:rPr>
-                <w:color w:val="282C34"/>
-                <w:sz w:val="18"/>
-              </w:rPr>
-              <w:t>) and log firmware error.</w:t>
+              <w:t>Issue STOP (P) and log firmware error.</w:t>
             </w:r>
           </w:p>
         </w:tc>
@@ -2259,22 +2118,7 @@
                 <w:color w:val="282C34"/>
                 <w:sz w:val="18"/>
               </w:rPr>
-              <w:t>Controller follows the NACK with a STOP (</w:t>
-            </w:r>
-            <w:r>
-              <w:rPr>
-                <w:i/>
-                <w:color w:val="145AA0"/>
-                <w:sz w:val="18"/>
-              </w:rPr>
-              <w:t>P</w:t>
-            </w:r>
-            <w:r>
-              <w:rPr>
-                <w:color w:val="282C34"/>
-                <w:sz w:val="18"/>
-              </w:rPr>
-              <w:t>) to terminate the read stream cleanly.</w:t>
+              <w:t>Controller follows the NACK with a STOP (P) to terminate the read stream cleanly.</w:t>
             </w:r>
           </w:p>
         </w:tc>
@@ -2406,22 +2250,7 @@
           <w:color w:val="282C34"/>
           <w:sz w:val="21"/>
         </w:rPr>
-        <w:t>: The unique 7-bit physical hardware address of the target device (</w:t>
-      </w:r>
-      <w:r>
-        <w:rPr>
-          <w:i/>
-          <w:color w:val="145AA0"/>
-          <w:sz w:val="21"/>
-        </w:rPr>
-        <w:t>0x00 to 0x7F</w:t>
-      </w:r>
-      <w:r>
-        <w:rPr>
-          <w:color w:val="282C34"/>
-          <w:sz w:val="21"/>
-        </w:rPr>
-        <w:t>).</w:t>
+        <w:t>: The unique 7-bit physical hardware address of the target device (0x00 to 0x7F).</w:t>
       </w:r>
     </w:p>
     <w:p>
@@ -2987,22 +2816,7 @@
           <w:color w:val="282C34"/>
           <w:sz w:val="21"/>
         </w:rPr>
-        <w:t>Controller sends START (</w:t>
-      </w:r>
-      <w:r>
-        <w:rPr>
-          <w:i/>
-          <w:color w:val="145AA0"/>
-          <w:sz w:val="21"/>
-        </w:rPr>
-        <w:t>S</w:t>
-      </w:r>
-      <w:r>
-        <w:rPr>
-          <w:color w:val="282C34"/>
-          <w:sz w:val="21"/>
-        </w:rPr>
-        <w:t>).</w:t>
+        <w:t>Controller sends START (S).</w:t>
       </w:r>
     </w:p>
     <w:p>
@@ -3075,22 +2889,7 @@
           <w:color w:val="282C34"/>
           <w:sz w:val="21"/>
         </w:rPr>
-        <w:t xml:space="preserve">All targets with matching </w:t>
-      </w:r>
-      <w:r>
-        <w:rPr>
-          <w:i/>
-          <w:color w:val="145AA0"/>
-          <w:sz w:val="21"/>
-        </w:rPr>
-        <w:t>A9:A8</w:t>
-      </w:r>
-      <w:r>
-        <w:rPr>
-          <w:color w:val="282C34"/>
-          <w:sz w:val="21"/>
-        </w:rPr>
-        <w:t xml:space="preserve"> acknowledge with ACK.</w:t>
+        <w:t>All targets with matching A9:A8 acknowledge with ACK.</w:t>
       </w:r>
     </w:p>
     <w:p>
@@ -3161,22 +2960,7 @@
           <w:color w:val="282C34"/>
           <w:sz w:val="21"/>
         </w:rPr>
-        <w:t>Controller terminates with STOP (</w:t>
-      </w:r>
-      <w:r>
-        <w:rPr>
-          <w:i/>
-          <w:color w:val="145AA0"/>
-          <w:sz w:val="21"/>
-        </w:rPr>
-        <w:t>P</w:t>
-      </w:r>
-      <w:r>
-        <w:rPr>
-          <w:color w:val="282C34"/>
-          <w:sz w:val="21"/>
-        </w:rPr>
-        <w:t>).</w:t>
+        <w:t>Controller terminates with STOP (P).</w:t>
       </w:r>
     </w:p>
     <w:tbl>
@@ -3257,7 +3041,7 @@
           <w:color w:val="282C34"/>
           <w:sz w:val="21"/>
         </w:rPr>
-        <w:t>Repeated START ($S_r$)</w:t>
+        <w:t>Repeated START (S_r)</w:t>
       </w:r>
       <w:r>
         <w:rPr>
@@ -3278,22 +3062,7 @@
           <w:color w:val="282C34"/>
           <w:sz w:val="21"/>
         </w:rPr>
-        <w:t>Controller sends START (</w:t>
-      </w:r>
-      <w:r>
-        <w:rPr>
-          <w:i/>
-          <w:color w:val="145AA0"/>
-          <w:sz w:val="21"/>
-        </w:rPr>
-        <w:t>S</w:t>
-      </w:r>
-      <w:r>
-        <w:rPr>
-          <w:color w:val="282C34"/>
-          <w:sz w:val="21"/>
-        </w:rPr>
-        <w:t>).</w:t>
+        <w:t>Controller sends START (S).</w:t>
       </w:r>
     </w:p>
     <w:p>
@@ -3380,22 +3149,7 @@
           <w:color w:val="282C34"/>
           <w:sz w:val="21"/>
         </w:rPr>
-        <w:t>Controller sends Repeated START (</w:t>
-      </w:r>
-      <w:r>
-        <w:rPr>
-          <w:i/>
-          <w:color w:val="145AA0"/>
-          <w:sz w:val="21"/>
-        </w:rPr>
-        <w:t>S_r</w:t>
-      </w:r>
-      <w:r>
-        <w:rPr>
-          <w:color w:val="282C34"/>
-          <w:sz w:val="21"/>
-        </w:rPr>
-        <w:t>).</w:t>
+        <w:t>Controller sends Repeated START (S_r).</w:t>
       </w:r>
     </w:p>
     <w:p>
@@ -3481,22 +3235,7 @@
           <w:color w:val="282C34"/>
           <w:sz w:val="21"/>
         </w:rPr>
-        <w:t>Controller acknowledges each byte, sends NACK on the last byte, followed by STOP (</w:t>
-      </w:r>
-      <w:r>
-        <w:rPr>
-          <w:i/>
-          <w:color w:val="145AA0"/>
-          <w:sz w:val="21"/>
-        </w:rPr>
-        <w:t>P</w:t>
-      </w:r>
-      <w:r>
-        <w:rPr>
-          <w:color w:val="282C34"/>
-          <w:sz w:val="21"/>
-        </w:rPr>
-        <w:t>).</w:t>
+        <w:t>Controller acknowledges each byte, sends NACK on the last byte, followed by STOP (P).</w:t>
       </w:r>
     </w:p>
     <w:tbl>
@@ -4516,37 +4255,7 @@
                 <w:color w:val="282C34"/>
                 <w:sz w:val="18"/>
               </w:rPr>
-              <w:t xml:space="preserve">Broadcast at </w:t>
-            </w:r>
-            <w:r>
-              <w:rPr>
-                <w:i/>
-                <w:color w:val="145AA0"/>
-                <w:sz w:val="18"/>
-              </w:rPr>
-              <w:t>≤ 400\,kHz</w:t>
-            </w:r>
-            <w:r>
-              <w:rPr>
-                <w:color w:val="282C34"/>
-                <w:sz w:val="18"/>
-              </w:rPr>
-              <w:t xml:space="preserve"> to switch bus to </w:t>
-            </w:r>
-            <w:r>
-              <w:rPr>
-                <w:i/>
-                <w:color w:val="145AA0"/>
-                <w:sz w:val="18"/>
-              </w:rPr>
-              <w:t>3.4\,Mbps</w:t>
-            </w:r>
-            <w:r>
-              <w:rPr>
-                <w:color w:val="282C34"/>
-                <w:sz w:val="18"/>
-              </w:rPr>
-              <w:t xml:space="preserve"> mode.</w:t>
+              <w:t>Broadcast at &lt;= 400 kHz to switch bus to 3.4 Mbps mode.</w:t>
             </w:r>
           </w:p>
         </w:tc>
@@ -4924,22 +4633,7 @@
           <w:color w:val="282C34"/>
           <w:sz w:val="21"/>
         </w:rPr>
-        <w:t xml:space="preserve"> with </w:t>
-      </w:r>
-      <w:r>
-        <w:rPr>
-          <w:i/>
-          <w:color w:val="145AA0"/>
-          <w:sz w:val="21"/>
-        </w:rPr>
-        <w:t>R/W\# = 0</w:t>
-      </w:r>
-      <w:r>
-        <w:rPr>
-          <w:color w:val="282C34"/>
-          <w:sz w:val="21"/>
-        </w:rPr>
-        <w:t>, every target capable of handling general calls asserts an ACK.</w:t>
+        <w:t xml:space="preserve"> with R/W\# = 0, every target capable of handling general calls asserts an ACK.</w:t>
       </w:r>
     </w:p>
     <w:tbl>
@@ -5587,22 +5281,7 @@
           <w:color w:val="282C34"/>
           <w:sz w:val="21"/>
         </w:rPr>
-        <w:t>Controller sends START (</w:t>
-      </w:r>
-      <w:r>
-        <w:rPr>
-          <w:i/>
-          <w:color w:val="145AA0"/>
-          <w:sz w:val="21"/>
-        </w:rPr>
-        <w:t>S</w:t>
-      </w:r>
-      <w:r>
-        <w:rPr>
-          <w:color w:val="282C34"/>
-          <w:sz w:val="21"/>
-        </w:rPr>
-        <w:t>).</w:t>
+        <w:t>Controller sends START (S).</w:t>
       </w:r>
     </w:p>
     <w:p>
@@ -5697,7 +5376,7 @@
           <w:color w:val="282C34"/>
           <w:sz w:val="21"/>
         </w:rPr>
-        <w:t>Repeated START ($S_r$)</w:t>
+        <w:t>Repeated START (S_r)</w:t>
       </w:r>
       <w:r>
         <w:rPr>
@@ -5805,22 +5484,7 @@
           <w:color w:val="282C34"/>
           <w:sz w:val="21"/>
         </w:rPr>
-        <w:t>Controller issues STOP (</w:t>
-      </w:r>
-      <w:r>
-        <w:rPr>
-          <w:i/>
-          <w:color w:val="145AA0"/>
-          <w:sz w:val="21"/>
-        </w:rPr>
-        <w:t>P</w:t>
-      </w:r>
-      <w:r>
-        <w:rPr>
-          <w:color w:val="282C34"/>
-          <w:sz w:val="21"/>
-        </w:rPr>
-        <w:t>).</w:t>
+        <w:t>Controller issues STOP (P).</w:t>
       </w:r>
     </w:p>
     <w:p>
@@ -6127,8 +5791,7 @@
             </w:pPr>
             <w:r>
               <w:rPr>
-                <w:i/>
-                <w:color w:val="145AA0"/>
+                <w:color w:val="282C34"/>
                 <w:sz w:val="18"/>
               </w:rPr>
               <w:t>t_0</w:t>
@@ -6180,22 +5843,7 @@
                 <w:color w:val="282C34"/>
                 <w:sz w:val="18"/>
               </w:rPr>
-              <w:t xml:space="preserve">Controller </w:t>
-            </w:r>
-            <w:r>
-              <w:rPr>
-                <w:i/>
-                <w:color w:val="145AA0"/>
-                <w:sz w:val="18"/>
-              </w:rPr>
-              <w:t>\to</w:t>
-            </w:r>
-            <w:r>
-              <w:rPr>
-                <w:color w:val="282C34"/>
-                <w:sz w:val="18"/>
-              </w:rPr>
-              <w:t xml:space="preserve"> Bus</w:t>
+              <w:t>Controller -&gt; Bus</w:t>
             </w:r>
           </w:p>
         </w:tc>
@@ -6219,30 +5867,7 @@
                 <w:color w:val="282C34"/>
                 <w:sz w:val="18"/>
               </w:rPr>
-              <w:t xml:space="preserve">SDA </w:t>
-            </w:r>
-            <w:r>
-              <w:rPr>
-                <w:i/>
-                <w:color w:val="145AA0"/>
-                <w:sz w:val="18"/>
-              </w:rPr>
-              <w:t>\downarrow</w:t>
-            </w:r>
-            <w:r>
-              <w:rPr>
-                <w:color w:val="282C34"/>
-                <w:sz w:val="18"/>
-              </w:rPr>
-              <w:t xml:space="preserve"> while SCL </w:t>
-            </w:r>
-            <w:r>
-              <w:rPr>
-                <w:i/>
-                <w:color w:val="145AA0"/>
-                <w:sz w:val="18"/>
-              </w:rPr>
-              <w:t>HIGH</w:t>
+              <w:t>SDA downarrow while SCL HIGH</w:t>
             </w:r>
           </w:p>
         </w:tc>
@@ -6263,8 +5888,7 @@
             </w:pPr>
             <w:r>
               <w:rPr>
-                <w:i/>
-                <w:color w:val="145AA0"/>
+                <w:color w:val="282C34"/>
                 <w:sz w:val="18"/>
               </w:rPr>
               <w:t>S</w:t>
@@ -6315,8 +5939,7 @@
             </w:pPr>
             <w:r>
               <w:rPr>
-                <w:i/>
-                <w:color w:val="145AA0"/>
+                <w:color w:val="282C34"/>
                 <w:sz w:val="18"/>
               </w:rPr>
               <w:t>t_1</w:t>
@@ -6369,22 +5992,7 @@
                 <w:color w:val="282C34"/>
                 <w:sz w:val="18"/>
               </w:rPr>
-              <w:t xml:space="preserve">Controller </w:t>
-            </w:r>
-            <w:r>
-              <w:rPr>
-                <w:i/>
-                <w:color w:val="145AA0"/>
-                <w:sz w:val="18"/>
-              </w:rPr>
-              <w:t>\to</w:t>
-            </w:r>
-            <w:r>
-              <w:rPr>
-                <w:color w:val="282C34"/>
-                <w:sz w:val="18"/>
-              </w:rPr>
-              <w:t xml:space="preserve"> Bus</w:t>
+              <w:t>Controller -&gt; Bus</w:t>
             </w:r>
           </w:p>
         </w:tc>
@@ -6506,8 +6114,7 @@
             </w:pPr>
             <w:r>
               <w:rPr>
-                <w:i/>
-                <w:color w:val="145AA0"/>
+                <w:color w:val="282C34"/>
                 <w:sz w:val="18"/>
               </w:rPr>
               <w:t>t_2</w:t>
@@ -6559,22 +6166,7 @@
                 <w:color w:val="282C34"/>
                 <w:sz w:val="18"/>
               </w:rPr>
-              <w:t xml:space="preserve">Target </w:t>
-            </w:r>
-            <w:r>
-              <w:rPr>
-                <w:i/>
-                <w:color w:val="145AA0"/>
-                <w:sz w:val="18"/>
-              </w:rPr>
-              <w:t>\to</w:t>
-            </w:r>
-            <w:r>
-              <w:rPr>
-                <w:color w:val="282C34"/>
-                <w:sz w:val="18"/>
-              </w:rPr>
-              <w:t xml:space="preserve"> Controller</w:t>
+              <w:t>Target -&gt; Controller</w:t>
             </w:r>
           </w:p>
         </w:tc>
@@ -6598,22 +6190,7 @@
                 <w:color w:val="282C34"/>
                 <w:sz w:val="18"/>
               </w:rPr>
-              <w:t xml:space="preserve">SDA pulled </w:t>
-            </w:r>
-            <w:r>
-              <w:rPr>
-                <w:i/>
-                <w:color w:val="145AA0"/>
-                <w:sz w:val="18"/>
-              </w:rPr>
-              <w:t>LOW</w:t>
-            </w:r>
-            <w:r>
-              <w:rPr>
-                <w:color w:val="282C34"/>
-                <w:sz w:val="18"/>
-              </w:rPr>
-              <w:t xml:space="preserve"> on 9th clock</w:t>
+              <w:t>SDA pulled LOW on 9th clock</w:t>
             </w:r>
           </w:p>
         </w:tc>
@@ -6686,8 +6263,7 @@
             </w:pPr>
             <w:r>
               <w:rPr>
-                <w:i/>
-                <w:color w:val="145AA0"/>
+                <w:color w:val="282C34"/>
                 <w:sz w:val="18"/>
               </w:rPr>
               <w:t>t_3</w:t>
@@ -6740,22 +6316,7 @@
                 <w:color w:val="282C34"/>
                 <w:sz w:val="18"/>
               </w:rPr>
-              <w:t xml:space="preserve">Controller </w:t>
-            </w:r>
-            <w:r>
-              <w:rPr>
-                <w:i/>
-                <w:color w:val="145AA0"/>
-                <w:sz w:val="18"/>
-              </w:rPr>
-              <w:t>\to</w:t>
-            </w:r>
-            <w:r>
-              <w:rPr>
-                <w:color w:val="282C34"/>
-                <w:sz w:val="18"/>
-              </w:rPr>
-              <w:t xml:space="preserve"> Bus</w:t>
+              <w:t>Controller -&gt; Bus</w:t>
             </w:r>
           </w:p>
         </w:tc>
@@ -6877,8 +6438,7 @@
             </w:pPr>
             <w:r>
               <w:rPr>
-                <w:i/>
-                <w:color w:val="145AA0"/>
+                <w:color w:val="282C34"/>
                 <w:sz w:val="18"/>
               </w:rPr>
               <w:t>t_4</w:t>
@@ -6930,22 +6490,7 @@
                 <w:color w:val="282C34"/>
                 <w:sz w:val="18"/>
               </w:rPr>
-              <w:t xml:space="preserve">Target </w:t>
-            </w:r>
-            <w:r>
-              <w:rPr>
-                <w:i/>
-                <w:color w:val="145AA0"/>
-                <w:sz w:val="18"/>
-              </w:rPr>
-              <w:t>\to</w:t>
-            </w:r>
-            <w:r>
-              <w:rPr>
-                <w:color w:val="282C34"/>
-                <w:sz w:val="18"/>
-              </w:rPr>
-              <w:t xml:space="preserve"> Controller</w:t>
+              <w:t>Target -&gt; Controller</w:t>
             </w:r>
           </w:p>
         </w:tc>
@@ -6969,22 +6514,7 @@
                 <w:color w:val="282C34"/>
                 <w:sz w:val="18"/>
               </w:rPr>
-              <w:t xml:space="preserve">SDA pulled </w:t>
-            </w:r>
-            <w:r>
-              <w:rPr>
-                <w:i/>
-                <w:color w:val="145AA0"/>
-                <w:sz w:val="18"/>
-              </w:rPr>
-              <w:t>LOW</w:t>
-            </w:r>
-            <w:r>
-              <w:rPr>
-                <w:color w:val="282C34"/>
-                <w:sz w:val="18"/>
-              </w:rPr>
-              <w:t xml:space="preserve"> on 9th clock</w:t>
+              <w:t>SDA pulled LOW on 9th clock</w:t>
             </w:r>
           </w:p>
         </w:tc>
@@ -7057,8 +6587,7 @@
             </w:pPr>
             <w:r>
               <w:rPr>
-                <w:i/>
-                <w:color w:val="145AA0"/>
+                <w:color w:val="282C34"/>
                 <w:sz w:val="18"/>
               </w:rPr>
               <w:t>t_5</w:t>
@@ -7112,22 +6641,7 @@
                 <w:color w:val="282C34"/>
                 <w:sz w:val="18"/>
               </w:rPr>
-              <w:t xml:space="preserve">Controller </w:t>
-            </w:r>
-            <w:r>
-              <w:rPr>
-                <w:i/>
-                <w:color w:val="145AA0"/>
-                <w:sz w:val="18"/>
-              </w:rPr>
-              <w:t>\to</w:t>
-            </w:r>
-            <w:r>
-              <w:rPr>
-                <w:color w:val="282C34"/>
-                <w:sz w:val="18"/>
-              </w:rPr>
-              <w:t xml:space="preserve"> Bus</w:t>
+              <w:t>Controller -&gt; Bus</w:t>
             </w:r>
           </w:p>
         </w:tc>
@@ -7152,30 +6666,7 @@
                 <w:color w:val="282C34"/>
                 <w:sz w:val="18"/>
               </w:rPr>
-              <w:t xml:space="preserve">SDA </w:t>
-            </w:r>
-            <w:r>
-              <w:rPr>
-                <w:i/>
-                <w:color w:val="145AA0"/>
-                <w:sz w:val="18"/>
-              </w:rPr>
-              <w:t>\downarrow</w:t>
-            </w:r>
-            <w:r>
-              <w:rPr>
-                <w:color w:val="282C34"/>
-                <w:sz w:val="18"/>
-              </w:rPr>
-              <w:t xml:space="preserve"> while SCL </w:t>
-            </w:r>
-            <w:r>
-              <w:rPr>
-                <w:i/>
-                <w:color w:val="145AA0"/>
-                <w:sz w:val="18"/>
-              </w:rPr>
-              <w:t>HIGH</w:t>
+              <w:t>SDA downarrow while SCL HIGH</w:t>
             </w:r>
           </w:p>
         </w:tc>
@@ -7197,8 +6688,7 @@
             </w:pPr>
             <w:r>
               <w:rPr>
-                <w:i/>
-                <w:color w:val="145AA0"/>
+                <w:color w:val="282C34"/>
                 <w:sz w:val="18"/>
               </w:rPr>
               <w:t>S_r</w:t>
@@ -7249,8 +6739,7 @@
             </w:pPr>
             <w:r>
               <w:rPr>
-                <w:i/>
-                <w:color w:val="145AA0"/>
+                <w:color w:val="282C34"/>
                 <w:sz w:val="18"/>
               </w:rPr>
               <w:t>t_6</w:t>
@@ -7301,22 +6790,7 @@
                 <w:color w:val="282C34"/>
                 <w:sz w:val="18"/>
               </w:rPr>
-              <w:t xml:space="preserve">Controller </w:t>
-            </w:r>
-            <w:r>
-              <w:rPr>
-                <w:i/>
-                <w:color w:val="145AA0"/>
-                <w:sz w:val="18"/>
-              </w:rPr>
-              <w:t>\to</w:t>
-            </w:r>
-            <w:r>
-              <w:rPr>
-                <w:color w:val="282C34"/>
-                <w:sz w:val="18"/>
-              </w:rPr>
-              <w:t xml:space="preserve"> Bus</w:t>
+              <w:t>Controller -&gt; Bus</w:t>
             </w:r>
           </w:p>
         </w:tc>
@@ -7436,8 +6910,7 @@
             </w:pPr>
             <w:r>
               <w:rPr>
-                <w:i/>
-                <w:color w:val="145AA0"/>
+                <w:color w:val="282C34"/>
                 <w:sz w:val="18"/>
               </w:rPr>
               <w:t>t_7</w:t>
@@ -7491,22 +6964,7 @@
                 <w:color w:val="282C34"/>
                 <w:sz w:val="18"/>
               </w:rPr>
-              <w:t xml:space="preserve">Target </w:t>
-            </w:r>
-            <w:r>
-              <w:rPr>
-                <w:i/>
-                <w:color w:val="145AA0"/>
-                <w:sz w:val="18"/>
-              </w:rPr>
-              <w:t>\to</w:t>
-            </w:r>
-            <w:r>
-              <w:rPr>
-                <w:color w:val="282C34"/>
-                <w:sz w:val="18"/>
-              </w:rPr>
-              <w:t xml:space="preserve"> Controller</w:t>
+              <w:t>Target -&gt; Controller</w:t>
             </w:r>
           </w:p>
         </w:tc>
@@ -7531,22 +6989,7 @@
                 <w:color w:val="282C34"/>
                 <w:sz w:val="18"/>
               </w:rPr>
-              <w:t xml:space="preserve">SDA pulled </w:t>
-            </w:r>
-            <w:r>
-              <w:rPr>
-                <w:i/>
-                <w:color w:val="145AA0"/>
-                <w:sz w:val="18"/>
-              </w:rPr>
-              <w:t>LOW</w:t>
-            </w:r>
-            <w:r>
-              <w:rPr>
-                <w:color w:val="282C34"/>
-                <w:sz w:val="18"/>
-              </w:rPr>
-              <w:t xml:space="preserve"> on 9th clock</w:t>
+              <w:t>SDA pulled LOW on 9th clock</w:t>
             </w:r>
           </w:p>
         </w:tc>
@@ -7620,8 +7063,7 @@
             </w:pPr>
             <w:r>
               <w:rPr>
-                <w:i/>
-                <w:color w:val="145AA0"/>
+                <w:color w:val="282C34"/>
                 <w:sz w:val="18"/>
               </w:rPr>
               <w:t>t_8</w:t>
@@ -7672,22 +7114,7 @@
                 <w:color w:val="282C34"/>
                 <w:sz w:val="18"/>
               </w:rPr>
-              <w:t xml:space="preserve">Target </w:t>
-            </w:r>
-            <w:r>
-              <w:rPr>
-                <w:i/>
-                <w:color w:val="145AA0"/>
-                <w:sz w:val="18"/>
-              </w:rPr>
-              <w:t>\to</w:t>
-            </w:r>
-            <w:r>
-              <w:rPr>
-                <w:color w:val="282C34"/>
-                <w:sz w:val="18"/>
-              </w:rPr>
-              <w:t xml:space="preserve"> Controller</w:t>
+              <w:t>Target -&gt; Controller</w:t>
             </w:r>
           </w:p>
         </w:tc>
@@ -7785,8 +7212,7 @@
             </w:pPr>
             <w:r>
               <w:rPr>
-                <w:i/>
-                <w:color w:val="145AA0"/>
+                <w:color w:val="282C34"/>
                 <w:sz w:val="18"/>
               </w:rPr>
               <w:t>t_9</w:t>
@@ -7840,22 +7266,7 @@
                 <w:color w:val="282C34"/>
                 <w:sz w:val="18"/>
               </w:rPr>
-              <w:t xml:space="preserve">Controller </w:t>
-            </w:r>
-            <w:r>
-              <w:rPr>
-                <w:i/>
-                <w:color w:val="145AA0"/>
-                <w:sz w:val="18"/>
-              </w:rPr>
-              <w:t>\to</w:t>
-            </w:r>
-            <w:r>
-              <w:rPr>
-                <w:color w:val="282C34"/>
-                <w:sz w:val="18"/>
-              </w:rPr>
-              <w:t xml:space="preserve"> Target</w:t>
+              <w:t>Controller -&gt; Target</w:t>
             </w:r>
           </w:p>
         </w:tc>
@@ -7880,22 +7291,7 @@
                 <w:color w:val="282C34"/>
                 <w:sz w:val="18"/>
               </w:rPr>
-              <w:t xml:space="preserve">SDA pulled </w:t>
-            </w:r>
-            <w:r>
-              <w:rPr>
-                <w:i/>
-                <w:color w:val="145AA0"/>
-                <w:sz w:val="18"/>
-              </w:rPr>
-              <w:t>LOW</w:t>
-            </w:r>
-            <w:r>
-              <w:rPr>
-                <w:color w:val="282C34"/>
-                <w:sz w:val="18"/>
-              </w:rPr>
-              <w:t xml:space="preserve"> on 9th clock</w:t>
+              <w:t>SDA pulled LOW on 9th clock</w:t>
             </w:r>
           </w:p>
         </w:tc>
@@ -7969,11 +7365,10 @@
             </w:pPr>
             <w:r>
               <w:rPr>
-                <w:i/>
-                <w:color w:val="145AA0"/>
+                <w:color w:val="282C34"/>
                 <w:sz w:val="18"/>
               </w:rPr>
-              <w:t>t_{10</w:t>
+              <w:t>t_10</w:t>
             </w:r>
           </w:p>
         </w:tc>
@@ -8021,22 +7416,7 @@
                 <w:color w:val="282C34"/>
                 <w:sz w:val="18"/>
               </w:rPr>
-              <w:t xml:space="preserve">Target </w:t>
-            </w:r>
-            <w:r>
-              <w:rPr>
-                <w:i/>
-                <w:color w:val="145AA0"/>
-                <w:sz w:val="18"/>
-              </w:rPr>
-              <w:t>\to</w:t>
-            </w:r>
-            <w:r>
-              <w:rPr>
-                <w:color w:val="282C34"/>
-                <w:sz w:val="18"/>
-              </w:rPr>
-              <w:t xml:space="preserve"> Controller</w:t>
+              <w:t>Target -&gt; Controller</w:t>
             </w:r>
           </w:p>
         </w:tc>
@@ -8134,11 +7514,10 @@
             </w:pPr>
             <w:r>
               <w:rPr>
-                <w:i/>
-                <w:color w:val="145AA0"/>
+                <w:color w:val="282C34"/>
                 <w:sz w:val="18"/>
               </w:rPr>
-              <w:t>t_{11</w:t>
+              <w:t>t_11</w:t>
             </w:r>
           </w:p>
         </w:tc>
@@ -8189,22 +7568,7 @@
                 <w:color w:val="282C34"/>
                 <w:sz w:val="18"/>
               </w:rPr>
-              <w:t xml:space="preserve">Controller </w:t>
-            </w:r>
-            <w:r>
-              <w:rPr>
-                <w:i/>
-                <w:color w:val="145AA0"/>
-                <w:sz w:val="18"/>
-              </w:rPr>
-              <w:t>\to</w:t>
-            </w:r>
-            <w:r>
-              <w:rPr>
-                <w:color w:val="282C34"/>
-                <w:sz w:val="18"/>
-              </w:rPr>
-              <w:t xml:space="preserve"> Target</w:t>
+              <w:t>Controller -&gt; Target</w:t>
             </w:r>
           </w:p>
         </w:tc>
@@ -8229,22 +7593,7 @@
                 <w:color w:val="282C34"/>
                 <w:sz w:val="18"/>
               </w:rPr>
-              <w:t xml:space="preserve">SDA left </w:t>
-            </w:r>
-            <w:r>
-              <w:rPr>
-                <w:i/>
-                <w:color w:val="145AA0"/>
-                <w:sz w:val="18"/>
-              </w:rPr>
-              <w:t>HIGH</w:t>
-            </w:r>
-            <w:r>
-              <w:rPr>
-                <w:color w:val="282C34"/>
-                <w:sz w:val="18"/>
-              </w:rPr>
-              <w:t xml:space="preserve"> on 9th clock</w:t>
+              <w:t>SDA left HIGH on 9th clock</w:t>
             </w:r>
           </w:p>
         </w:tc>
@@ -8318,11 +7667,10 @@
             </w:pPr>
             <w:r>
               <w:rPr>
-                <w:i/>
-                <w:color w:val="145AA0"/>
+                <w:color w:val="282C34"/>
                 <w:sz w:val="18"/>
               </w:rPr>
-              <w:t>t_{12</w:t>
+              <w:t>t_12</w:t>
             </w:r>
           </w:p>
         </w:tc>
@@ -8371,22 +7719,7 @@
                 <w:color w:val="282C34"/>
                 <w:sz w:val="18"/>
               </w:rPr>
-              <w:t xml:space="preserve">Controller </w:t>
-            </w:r>
-            <w:r>
-              <w:rPr>
-                <w:i/>
-                <w:color w:val="145AA0"/>
-                <w:sz w:val="18"/>
-              </w:rPr>
-              <w:t>\to</w:t>
-            </w:r>
-            <w:r>
-              <w:rPr>
-                <w:color w:val="282C34"/>
-                <w:sz w:val="18"/>
-              </w:rPr>
-              <w:t xml:space="preserve"> Bus</w:t>
+              <w:t>Controller -&gt; Bus</w:t>
             </w:r>
           </w:p>
         </w:tc>
@@ -8410,30 +7743,7 @@
                 <w:color w:val="282C34"/>
                 <w:sz w:val="18"/>
               </w:rPr>
-              <w:t xml:space="preserve">SDA </w:t>
-            </w:r>
-            <w:r>
-              <w:rPr>
-                <w:i/>
-                <w:color w:val="145AA0"/>
-                <w:sz w:val="18"/>
-              </w:rPr>
-              <w:t>\uparrow</w:t>
-            </w:r>
-            <w:r>
-              <w:rPr>
-                <w:color w:val="282C34"/>
-                <w:sz w:val="18"/>
-              </w:rPr>
-              <w:t xml:space="preserve"> while SCL </w:t>
-            </w:r>
-            <w:r>
-              <w:rPr>
-                <w:i/>
-                <w:color w:val="145AA0"/>
-                <w:sz w:val="18"/>
-              </w:rPr>
-              <w:t>HIGH</w:t>
+              <w:t>SDA uparrow while SCL HIGH</w:t>
             </w:r>
           </w:p>
         </w:tc>
@@ -8454,8 +7764,7 @@
             </w:pPr>
             <w:r>
               <w:rPr>
-                <w:i/>
-                <w:color w:val="145AA0"/>
+                <w:color w:val="282C34"/>
                 <w:sz w:val="18"/>
               </w:rPr>
               <w:t>P</w:t>
@@ -8509,32 +7818,50 @@
         <w:t>:</w:t>
       </w:r>
     </w:p>
-    <w:p>
-      <w:pPr>
-        <w:spacing w:after="80"/>
-      </w:pPr>
-      <w:r>
-        <w:rPr>
-          <w:i/>
-          <w:color w:val="145AA0"/>
-          <w:sz w:val="21"/>
-        </w:rPr>
-      </w:r>
-      <w:r>
-        <w:rPr>
-          <w:color w:val="282C34"/>
-          <w:sz w:val="21"/>
-        </w:rPr>
-        <w:t>\text{Raw Accel X} = (\texttt{0x14} \ll 8) \mid \texttt{0xA2} = \texttt{0x14A2} = +5282 \text{ counts}</w:t>
-      </w:r>
-      <w:r>
-        <w:rPr>
-          <w:i/>
-          <w:color w:val="145AA0"/>
-          <w:sz w:val="21"/>
-        </w:rPr>
-      </w:r>
-    </w:p>
+    <w:tbl>
+      <w:tblPr>
+        <w:tblW w:type="auto" w:w="0"/>
+        <w:jc w:val="center"/>
+        <w:tblLook w:firstColumn="1" w:firstRow="1" w:lastColumn="0" w:lastRow="0" w:noHBand="0" w:noVBand="1" w:val="04A0"/>
+      </w:tblPr>
+      <w:tblGrid>
+        <w:gridCol w:w="9792"/>
+      </w:tblGrid>
+      <w:tr>
+        <w:tc>
+          <w:tcPr>
+            <w:tcW w:type="dxa" w:w="9792"/>
+            <w:shd w:fill="F5F6F8"/>
+            <w:tcMar>
+              <w:top w:w="80" w:type="dxa"/>
+              <w:bottom w:w="80" w:type="dxa"/>
+              <w:left w:w="140" w:type="dxa"/>
+              <w:right w:w="140" w:type="dxa"/>
+            </w:tcMar>
+            <w:tcBorders>
+              <w:left w:val="single" w:sz="18" w:space="0" w:color="CBD5E0"/>
+              <w:top w:val="none"/>
+              <w:right w:val="none"/>
+              <w:bottom w:val="none"/>
+            </w:tcBorders>
+          </w:tcPr>
+          <w:p>
+            <w:pPr>
+              <w:spacing w:line="240" w:lineRule="auto" w:after="0"/>
+            </w:pPr>
+            <w:r>
+              <w:rPr>
+                <w:rFonts w:ascii="Consolas" w:hAnsi="Consolas"/>
+                <w:color w:val="2D3748"/>
+                <w:sz w:val="18"/>
+              </w:rPr>
+              <w:t>Raw Accel X = (0x14 &lt;&lt; 8) | 0xA2 = 0x14A2 = +5282 counts</w:t>
+            </w:r>
+          </w:p>
+        </w:tc>
+      </w:tr>
+    </w:tbl>
+    <w:p/>
     <w:p>
       <w:pPr>
         <w:spacing w:after="80"/>
@@ -8544,65 +7871,53 @@
           <w:color w:val="282C34"/>
           <w:sz w:val="21"/>
         </w:rPr>
-        <w:t xml:space="preserve">At standard </w:t>
-      </w:r>
-      <w:r>
-        <w:rPr>
-          <w:i/>
-          <w:color w:val="145AA0"/>
-          <w:sz w:val="21"/>
-        </w:rPr>
-        <w:t>± 2g</w:t>
-      </w:r>
-      <w:r>
-        <w:rPr>
-          <w:color w:val="282C34"/>
-          <w:sz w:val="21"/>
-        </w:rPr>
-        <w:t xml:space="preserve"> scale (</w:t>
-      </w:r>
-      <w:r>
-        <w:rPr>
-          <w:i/>
-          <w:color w:val="145AA0"/>
-          <w:sz w:val="21"/>
-        </w:rPr>
-        <w:t>16,384\,LSB/g</w:t>
-      </w:r>
-      <w:r>
-        <w:rPr>
-          <w:color w:val="282C34"/>
-          <w:sz w:val="21"/>
-        </w:rPr>
-        <w:t>):</w:t>
+        <w:t>At standard ± 2g scale (16,384 LSB/g):</w:t>
       </w:r>
     </w:p>
-    <w:p>
-      <w:pPr>
-        <w:spacing w:after="80"/>
-      </w:pPr>
-      <w:r>
-        <w:rPr>
-          <w:i/>
-          <w:color w:val="145AA0"/>
-          <w:sz w:val="21"/>
-        </w:rPr>
-      </w:r>
-      <w:r>
-        <w:rPr>
-          <w:color w:val="282C34"/>
-          <w:sz w:val="21"/>
-        </w:rPr>
-        <w:t>\text{Acceleration}_X = \frac{5282}{16384} \approx +0.322\,g</w:t>
-      </w:r>
-      <w:r>
-        <w:rPr>
-          <w:i/>
-          <w:color w:val="145AA0"/>
-          <w:sz w:val="21"/>
-        </w:rPr>
-      </w:r>
-    </w:p>
+    <w:tbl>
+      <w:tblPr>
+        <w:tblW w:type="auto" w:w="0"/>
+        <w:jc w:val="center"/>
+        <w:tblLook w:firstColumn="1" w:firstRow="1" w:lastColumn="0" w:lastRow="0" w:noHBand="0" w:noVBand="1" w:val="04A0"/>
+      </w:tblPr>
+      <w:tblGrid>
+        <w:gridCol w:w="9792"/>
+      </w:tblGrid>
+      <w:tr>
+        <w:tc>
+          <w:tcPr>
+            <w:tcW w:type="dxa" w:w="9792"/>
+            <w:shd w:fill="F5F6F8"/>
+            <w:tcMar>
+              <w:top w:w="80" w:type="dxa"/>
+              <w:bottom w:w="80" w:type="dxa"/>
+              <w:left w:w="140" w:type="dxa"/>
+              <w:right w:w="140" w:type="dxa"/>
+            </w:tcMar>
+            <w:tcBorders>
+              <w:left w:val="single" w:sz="18" w:space="0" w:color="CBD5E0"/>
+              <w:top w:val="none"/>
+              <w:right w:val="none"/>
+              <w:bottom w:val="none"/>
+            </w:tcBorders>
+          </w:tcPr>
+          <w:p>
+            <w:pPr>
+              <w:spacing w:line="240" w:lineRule="auto" w:after="0"/>
+            </w:pPr>
+            <w:r>
+              <w:rPr>
+                <w:rFonts w:ascii="Consolas" w:hAnsi="Consolas"/>
+                <w:color w:val="2D3748"/>
+                <w:sz w:val="18"/>
+              </w:rPr>
+              <w:t>Acceleration_X = 5282 / 16384 ≈ +0.322 g</w:t>
+            </w:r>
+          </w:p>
+        </w:tc>
+      </w:tr>
+    </w:tbl>
+    <w:p/>
     <w:sectPr>
       <w:footerReference w:type="default" r:id="rId9"/>
       <w:pgSz w:w="12240" w:h="15840"/>
